--- a/Petições/Penhora/Penhora de cotas.docx
+++ b/Petições/Penhora/Penhora de cotas.docx
@@ -733,7 +733,7 @@
       <w:r>
         <w:rPr>
           <w:rFonts w:ascii="Calibri" w:hAnsi="Calibri" w:cs="Calibri,Bold"/>
-          <w:b/>
+          <w:b w:val="0"/>
           <w:bCs/>
           <w:color w:val="000000"/>
           <w:sz w:val="24"/>
@@ -745,7 +745,7 @@
       <w:r>
         <w:rPr>
           <w:rFonts w:ascii="Calibri" w:hAnsi="Calibri" w:cs="Calibri,Bold"/>
-          <w:b/>
+          <w:b w:val="0"/>
           <w:bCs/>
           <w:color w:val="000000"/>
           <w:sz w:val="24"/>
@@ -756,7 +756,7 @@
       <w:r>
         <w:rPr>
           <w:rFonts w:ascii="Calibri" w:hAnsi="Calibri" w:cs="Calibri,Bold"/>
-          <w:b/>
+          <w:b w:val="0"/>
           <w:bCs/>
           <w:color w:val="000000"/>
           <w:sz w:val="24"/>

--- a/Petições/Penhora/Penhora de cotas.docx
+++ b/Petições/Penhora/Penhora de cotas.docx
@@ -330,7 +330,31 @@
           <w:szCs w:val="22"/>
           <w:highlight w:val="yellow"/>
         </w:rPr>
-        <w:t>(réu ou réus)</w:t>
+        <w:t>(</w:t>
+      </w:r>
+      <w:r>
+        <w:rPr>
+          <w:rFonts w:ascii="Calibri" w:hAnsi="Calibri" w:cs="Calibri,Bold"/>
+          <w:b/>
+          <w:bCs/>
+          <w:color w:val="000000"/>
+          <w:sz w:val="24"/>
+          <w:szCs w:val="22"/>
+          <w:highlight w:val="yellow"/>
+        </w:rPr>
+        <w:t xml:space="preserve">ré ou rés ou </w:t>
+      </w:r>
+      <w:r>
+        <w:rPr>
+          <w:rFonts w:ascii="Calibri" w:hAnsi="Calibri" w:cs="Calibri,Bold"/>
+          <w:b/>
+          <w:bCs/>
+          <w:color w:val="000000"/>
+          <w:sz w:val="24"/>
+          <w:szCs w:val="22"/>
+          <w:highlight w:val="yellow"/>
+        </w:rPr>
+        <w:t>réu ou réus)</w:t>
       </w:r>
       <w:r>
         <w:rPr>
@@ -523,7 +547,43 @@
           <w:szCs w:val="22"/>
           <w:highlight w:val="yellow"/>
         </w:rPr>
-        <w:t>(do ou dos) (executado ou executados)</w:t>
+        <w:t>(do ou dos</w:t>
+      </w:r>
+      <w:r>
+        <w:rPr>
+          <w:rFonts w:ascii="Calibri" w:hAnsi="Calibri" w:cs="Calibri"/>
+          <w:sz w:val="24"/>
+          <w:szCs w:val="22"/>
+          <w:highlight w:val="yellow"/>
+        </w:rPr>
+        <w:t xml:space="preserve"> ou da ou das</w:t>
+      </w:r>
+      <w:r>
+        <w:rPr>
+          <w:rFonts w:ascii="Calibri" w:hAnsi="Calibri" w:cs="Calibri"/>
+          <w:sz w:val="24"/>
+          <w:szCs w:val="22"/>
+          <w:highlight w:val="yellow"/>
+        </w:rPr>
+        <w:t>) (executado ou executados</w:t>
+      </w:r>
+      <w:r>
+        <w:rPr>
+          <w:rFonts w:ascii="Calibri" w:hAnsi="Calibri" w:cs="Calibri"/>
+          <w:sz w:val="24"/>
+          <w:szCs w:val="22"/>
+          <w:highlight w:val="yellow"/>
+        </w:rPr>
+        <w:t xml:space="preserve"> ou executada ou executadas</w:t>
+      </w:r>
+      <w:r>
+        <w:rPr>
+          <w:rFonts w:ascii="Calibri" w:hAnsi="Calibri" w:cs="Calibri"/>
+          <w:sz w:val="24"/>
+          <w:szCs w:val="22"/>
+          <w:highlight w:val="yellow"/>
+        </w:rPr>
+        <w:t>)</w:t>
       </w:r>
       <w:r>
         <w:rPr>
@@ -536,11 +596,47 @@
       <w:r>
         <w:rPr>
           <w:rFonts w:ascii="Calibri" w:hAnsi="Calibri" w:cs="Calibri"/>
-          <w:sz w:val="24"/>
-          <w:szCs w:val="22"/>
-          <w:highlight w:val="yellow"/>
-        </w:rPr>
-        <w:t>(da ou das) (empresa ou empresas)</w:t>
+          <w:color w:val="FF0000"/>
+          <w:sz w:val="24"/>
+          <w:szCs w:val="22"/>
+        </w:rPr>
+        <w:t>da</w:t>
+      </w:r>
+      <w:r>
+        <w:rPr>
+          <w:rFonts w:ascii="Calibri" w:hAnsi="Calibri" w:cs="Calibri"/>
+          <w:color w:val="FF0000"/>
+          <w:sz w:val="24"/>
+          <w:szCs w:val="22"/>
+        </w:rPr>
+        <w:t>(s)</w:t>
+      </w:r>
+      <w:r>
+        <w:rPr>
+          <w:rFonts w:ascii="Calibri" w:hAnsi="Calibri" w:cs="Calibri"/>
+          <w:color w:val="FF0000"/>
+          <w:sz w:val="24"/>
+          <w:szCs w:val="22"/>
+        </w:rPr>
+        <w:t xml:space="preserve"> (empresa</w:t>
+      </w:r>
+      <w:r>
+        <w:rPr>
+          <w:rFonts w:ascii="Calibri" w:hAnsi="Calibri" w:cs="Calibri"/>
+          <w:color w:val="FF0000"/>
+          <w:sz w:val="24"/>
+          <w:szCs w:val="22"/>
+        </w:rPr>
+        <w:t>(s</w:t>
+      </w:r>
+      <w:r>
+        <w:rPr>
+          <w:rFonts w:ascii="Calibri" w:hAnsi="Calibri" w:cs="Calibri"/>
+          <w:color w:val="FF0000"/>
+          <w:sz w:val="24"/>
+          <w:szCs w:val="22"/>
+        </w:rPr>
+        <w:t>)</w:t>
       </w:r>
       <w:r>
         <w:rPr>
@@ -593,15 +689,60 @@
           <w:sz w:val="24"/>
           <w:szCs w:val="22"/>
         </w:rPr>
-        <w:t>respeitado os respectivos quinhões e direitos do executado</w:t>
-      </w:r>
-      <w:r>
-        <w:rPr>
-          <w:rFonts w:ascii="Calibri" w:hAnsi="Calibri" w:cs="Calibri"/>
-          <w:sz w:val="24"/>
-          <w:szCs w:val="22"/>
-        </w:rPr>
-        <w:t>).</w:t>
+        <w:t xml:space="preserve">respeitado os respectivos quinhões e direitos </w:t>
+      </w:r>
+      <w:r>
+        <w:rPr>
+          <w:rFonts w:ascii="Calibri" w:hAnsi="Calibri" w:cs="Calibri"/>
+          <w:color w:val="FF0000"/>
+          <w:sz w:val="24"/>
+          <w:szCs w:val="22"/>
+        </w:rPr>
+        <w:t>do</w:t>
+      </w:r>
+      <w:r>
+        <w:rPr>
+          <w:rFonts w:ascii="Calibri" w:hAnsi="Calibri" w:cs="Calibri"/>
+          <w:color w:val="FF0000"/>
+          <w:sz w:val="24"/>
+          <w:szCs w:val="22"/>
+        </w:rPr>
+        <w:t>(a)(s)</w:t>
+      </w:r>
+      <w:r>
+        <w:rPr>
+          <w:rFonts w:ascii="Calibri" w:hAnsi="Calibri" w:cs="Calibri"/>
+          <w:color w:val="FF0000"/>
+          <w:sz w:val="24"/>
+          <w:szCs w:val="22"/>
+        </w:rPr>
+        <w:t xml:space="preserve"> executado</w:t>
+      </w:r>
+      <w:r>
+        <w:rPr>
+          <w:rFonts w:ascii="Calibri" w:hAnsi="Calibri" w:cs="Calibri"/>
+          <w:color w:val="FF0000"/>
+          <w:sz w:val="24"/>
+          <w:szCs w:val="22"/>
+        </w:rPr>
+        <w:t>(a)(s</w:t>
+      </w:r>
+      <w:r>
+        <w:rPr>
+          <w:rFonts w:ascii="Calibri" w:hAnsi="Calibri" w:cs="Calibri"/>
+          <w:color w:val="FF0000"/>
+          <w:sz w:val="24"/>
+          <w:szCs w:val="22"/>
+        </w:rPr>
+        <w:t>)</w:t>
+      </w:r>
+      <w:r>
+        <w:rPr>
+          <w:rFonts w:ascii="Calibri" w:hAnsi="Calibri" w:cs="Calibri"/>
+          <w:sz w:val="24"/>
+          <w:szCs w:val="22"/>
+        </w:rPr>
+        <w:t>.</w:t>
       </w:r>
     </w:p>
     <w:p>
@@ -733,7 +874,7 @@
       <w:r>
         <w:rPr>
           <w:rFonts w:ascii="Calibri" w:hAnsi="Calibri" w:cs="Calibri,Bold"/>
-          <w:b w:val="0"/>
+          <w:b/>
           <w:bCs/>
           <w:color w:val="000000"/>
           <w:sz w:val="24"/>
@@ -745,7 +886,7 @@
       <w:r>
         <w:rPr>
           <w:rFonts w:ascii="Calibri" w:hAnsi="Calibri" w:cs="Calibri,Bold"/>
-          <w:b w:val="0"/>
+          <w:b/>
           <w:bCs/>
           <w:color w:val="000000"/>
           <w:sz w:val="24"/>
@@ -756,7 +897,7 @@
       <w:r>
         <w:rPr>
           <w:rFonts w:ascii="Calibri" w:hAnsi="Calibri" w:cs="Calibri,Bold"/>
-          <w:b w:val="0"/>
+          <w:b/>
           <w:bCs/>
           <w:color w:val="000000"/>
           <w:sz w:val="24"/>
@@ -804,7 +945,7 @@
           <w:sz w:val="24"/>
           <w:szCs w:val="22"/>
         </w:rPr>
-        <w:t>5 de junho de 2026</w:t>
+        <w:t>22 de julho de 2026</w:t>
       </w:r>
       <w:r>
         <w:rPr>
@@ -980,7 +1121,7 @@
         <w:sz w:val="20"/>
         <w:szCs w:val="20"/>
       </w:rPr>
-      <w:t>1</w:t>
+      <w:t>2</w:t>
     </w:r>
     <w:r>
       <w:rPr>
@@ -1029,7 +1170,7 @@
         <w:sz w:val="20"/>
         <w:szCs w:val="20"/>
       </w:rPr>
-      <w:t>1</w:t>
+      <w:t>2</w:t>
     </w:r>
     <w:r>
       <w:rPr>

--- a/Petições/Penhora/Penhora de cotas.docx
+++ b/Petições/Penhora/Penhora de cotas.docx
@@ -543,45 +543,54 @@
       <w:r>
         <w:rPr>
           <w:rFonts w:ascii="Calibri" w:hAnsi="Calibri" w:cs="Calibri"/>
-          <w:sz w:val="24"/>
-          <w:szCs w:val="22"/>
-          <w:highlight w:val="yellow"/>
-        </w:rPr>
-        <w:t>(do ou dos</w:t>
-      </w:r>
-      <w:r>
-        <w:rPr>
-          <w:rFonts w:ascii="Calibri" w:hAnsi="Calibri" w:cs="Calibri"/>
-          <w:sz w:val="24"/>
-          <w:szCs w:val="22"/>
-          <w:highlight w:val="yellow"/>
-        </w:rPr>
-        <w:t xml:space="preserve"> ou da ou das</w:t>
-      </w:r>
-      <w:r>
-        <w:rPr>
-          <w:rFonts w:ascii="Calibri" w:hAnsi="Calibri" w:cs="Calibri"/>
-          <w:sz w:val="24"/>
-          <w:szCs w:val="22"/>
-          <w:highlight w:val="yellow"/>
-        </w:rPr>
-        <w:t>) (executado ou executados</w:t>
-      </w:r>
-      <w:r>
-        <w:rPr>
-          <w:rFonts w:ascii="Calibri" w:hAnsi="Calibri" w:cs="Calibri"/>
-          <w:sz w:val="24"/>
-          <w:szCs w:val="22"/>
-          <w:highlight w:val="yellow"/>
-        </w:rPr>
-        <w:t xml:space="preserve"> ou executada ou executadas</w:t>
-      </w:r>
-      <w:r>
-        <w:rPr>
-          <w:rFonts w:ascii="Calibri" w:hAnsi="Calibri" w:cs="Calibri"/>
-          <w:sz w:val="24"/>
-          <w:szCs w:val="22"/>
-          <w:highlight w:val="yellow"/>
+          <w:color w:val="FF0000"/>
+          <w:sz w:val="24"/>
+          <w:szCs w:val="22"/>
+        </w:rPr>
+        <w:t>do(</w:t>
+      </w:r>
+      <w:r>
+        <w:rPr>
+          <w:rFonts w:ascii="Calibri" w:hAnsi="Calibri" w:cs="Calibri"/>
+          <w:color w:val="FF0000"/>
+          <w:sz w:val="24"/>
+          <w:szCs w:val="22"/>
+        </w:rPr>
+        <w:t>a</w:t>
+      </w:r>
+      <w:r>
+        <w:rPr>
+          <w:rFonts w:ascii="Calibri" w:hAnsi="Calibri" w:cs="Calibri"/>
+          <w:color w:val="FF0000"/>
+          <w:sz w:val="24"/>
+          <w:szCs w:val="22"/>
+        </w:rPr>
+        <w:t>)(s)</w:t>
+      </w:r>
+      <w:r>
+        <w:rPr>
+          <w:rFonts w:ascii="Calibri" w:hAnsi="Calibri" w:cs="Calibri"/>
+          <w:color w:val="FF0000"/>
+          <w:sz w:val="24"/>
+          <w:szCs w:val="22"/>
+        </w:rPr>
+        <w:t xml:space="preserve"> </w:t>
+      </w:r>
+      <w:r>
+        <w:rPr>
+          <w:rFonts w:ascii="Calibri" w:hAnsi="Calibri" w:cs="Calibri"/>
+          <w:color w:val="FF0000"/>
+          <w:sz w:val="24"/>
+          <w:szCs w:val="22"/>
+        </w:rPr>
+        <w:t>executado(a)(s</w:t>
+      </w:r>
+      <w:r>
+        <w:rPr>
+          <w:rFonts w:ascii="Calibri" w:hAnsi="Calibri" w:cs="Calibri"/>
+          <w:color w:val="FF0000"/>
+          <w:sz w:val="24"/>
+          <w:szCs w:val="22"/>
         </w:rPr>
         <w:t>)</w:t>
       </w:r>
@@ -591,7 +600,15 @@
           <w:sz w:val="24"/>
           <w:szCs w:val="22"/>
         </w:rPr>
-        <w:t xml:space="preserve">, sendo a própria decisão válida como ofício, fazendo-se constar especificamente a razão social e CNPJ </w:t>
+        <w:t>,</w:t>
+      </w:r>
+      <w:r>
+        <w:rPr>
+          <w:rFonts w:ascii="Calibri" w:hAnsi="Calibri" w:cs="Calibri"/>
+          <w:sz w:val="24"/>
+          <w:szCs w:val="22"/>
+        </w:rPr>
+        <w:t xml:space="preserve"> sendo a própria decisão válida como ofício, fazendo-se constar especificamente a razão social e CNPJ </w:t>
       </w:r>
       <w:r>
         <w:rPr>
@@ -945,7 +962,7 @@
           <w:sz w:val="24"/>
           <w:szCs w:val="22"/>
         </w:rPr>
-        <w:t>22 de julho de 2026</w:t>
+        <w:t>28 de julho de 2026</w:t>
       </w:r>
       <w:r>
         <w:rPr>
@@ -1121,7 +1138,7 @@
         <w:sz w:val="20"/>
         <w:szCs w:val="20"/>
       </w:rPr>
-      <w:t>2</w:t>
+      <w:t>1</w:t>
     </w:r>
     <w:r>
       <w:rPr>
@@ -1170,7 +1187,7 @@
         <w:sz w:val="20"/>
         <w:szCs w:val="20"/>
       </w:rPr>
-      <w:t>2</w:t>
+      <w:t>1</w:t>
     </w:r>
     <w:r>
       <w:rPr>
